--- a/assignments/a2_observing_proposal/proposal_template.docx
+++ b/assignments/a2_observing_proposal/proposal_template.docx
@@ -1,9 +1,56 @@
 
 <file path=word/document.xml><?xml version="1.0" encoding="utf-8"?>
-<w:document xmlns:wpc="http://schemas.microsoft.com/office/word/2010/wordprocessingCanvas" xmlns:cx="http://schemas.microsoft.com/office/drawing/2014/chartex" xmlns:cx1="http://schemas.microsoft.com/office/drawing/2015/9/8/chartex" xmlns:cx2="http://schemas.microsoft.com/office/drawing/2015/10/21/chartex" xmlns:cx3="http://schemas.microsoft.com/office/drawing/2016/5/9/chartex" xmlns:cx4="http://schemas.microsoft.com/office/drawing/2016/5/10/chartex" xmlns:cx5="http://schemas.microsoft.com/office/drawing/2016/5/11/chartex" xmlns:cx6="http://schemas.microsoft.com/office/drawing/2016/5/12/chartex" xmlns:cx7="http://schemas.microsoft.com/office/drawing/2016/5/13/chartex" xmlns:cx8="http://schemas.microsoft.com/office/drawing/2016/5/14/chartex" xmlns:mc="http://schemas.openxmlformats.org/markup-compatibility/2006" xmlns:aink="http://schemas.microsoft.com/office/drawing/2016/ink" xmlns:am3d="http://schemas.microsoft.com/office/drawing/2017/model3d" xmlns:o="urn:schemas-microsoft-com:office:office" xmlns:oel="http://schemas.microsoft.com/office/2019/extlst" xmlns:r="http://schemas.openxmlformats.org/officeDocument/2006/relationships" xmlns:m="http://schemas.openxmlformats.org/officeDocument/2006/math" xmlns:v="urn:schemas-microsoft-com:vml" xmlns:wp14="http://schemas.microsoft.com/office/word/2010/wordprocessingDrawing" xmlns:wp="http://schemas.openxmlformats.org/drawingml/2006/wordprocessingDrawing" xmlns:w10="urn:schemas-microsoft-com:office:word" xmlns:w="http://schemas.openxmlformats.org/wordprocessingml/2006/main" xmlns:w14="http://schemas.microsoft.com/office/word/2010/wordml" xmlns:w15="http://schemas.microsoft.com/office/word/2012/wordml" xmlns:w16cex="http://schemas.microsoft.com/office/word/2018/wordml/cex" xmlns:w16cid="http://schemas.microsoft.com/office/word/2016/wordml/cid" xmlns:w16="http://schemas.microsoft.com/office/word/2018/wordml" xmlns:w16du="http://schemas.microsoft.com/office/word/2023/wordml/word16du" xmlns:w16sdtdh="http://schemas.microsoft.com/office/word/2020/wordml/sdtdatahash" xmlns:w16se="http://schemas.microsoft.com/office/word/2015/wordml/symex" xmlns:wpg="http://schemas.microsoft.com/office/word/2010/wordprocessingGroup" xmlns:wpi="http://schemas.microsoft.com/office/word/2010/wordprocessingInk" xmlns:wne="http://schemas.microsoft.com/office/word/2006/wordml" xmlns:wps="http://schemas.microsoft.com/office/word/2010/wordprocessingShape" mc:Ignorable="w14 w15 w16se w16cid w16 w16cex w16sdtdh wp14">
+<w:document xmlns:wpc="http://schemas.microsoft.com/office/word/2010/wordprocessingCanvas" xmlns:cx="http://schemas.microsoft.com/office/drawing/2014/chartex" xmlns:cx1="http://schemas.microsoft.com/office/drawing/2015/9/8/chartex" xmlns:cx2="http://schemas.microsoft.com/office/drawing/2015/10/21/chartex" xmlns:cx3="http://schemas.microsoft.com/office/drawing/2016/5/9/chartex" xmlns:cx4="http://schemas.microsoft.com/office/drawing/2016/5/10/chartex" xmlns:cx5="http://schemas.microsoft.com/office/drawing/2016/5/11/chartex" xmlns:cx6="http://schemas.microsoft.com/office/drawing/2016/5/12/chartex" xmlns:cx7="http://schemas.microsoft.com/office/drawing/2016/5/13/chartex" xmlns:cx8="http://schemas.microsoft.com/office/drawing/2016/5/14/chartex" xmlns:mc="http://schemas.openxmlformats.org/markup-compatibility/2006" xmlns:aink="http://schemas.microsoft.com/office/drawing/2016/ink" xmlns:am3d="http://schemas.microsoft.com/office/drawing/2017/model3d" xmlns:o="urn:schemas-microsoft-com:office:office" xmlns:oel="http://schemas.microsoft.com/office/2019/extlst" xmlns:r="http://schemas.openxmlformats.org/officeDocument/2006/relationships" xmlns:m="http://schemas.openxmlformats.org/officeDocument/2006/math" xmlns:v="urn:schemas-microsoft-com:vml" xmlns:wp14="http://schemas.microsoft.com/office/word/2010/wordprocessingDrawing" xmlns:wp="http://schemas.openxmlformats.org/drawingml/2006/wordprocessingDrawing" xmlns:w10="urn:schemas-microsoft-com:office:word" xmlns:w="http://schemas.openxmlformats.org/wordprocessingml/2006/main" xmlns:w14="http://schemas.microsoft.com/office/word/2010/wordml" xmlns:w15="http://schemas.microsoft.com/office/word/2012/wordml" xmlns:w16cex="http://schemas.microsoft.com/office/word/2018/wordml/cex" xmlns:w16cid="http://schemas.microsoft.com/office/word/2016/wordml/cid" xmlns:w16="http://schemas.microsoft.com/office/word/2018/wordml" xmlns:w16du="http://schemas.microsoft.com/office/word/2023/wordml/word16du" xmlns:w16sdtdh="http://schemas.microsoft.com/office/word/2020/wordml/sdtdatahash" xmlns:w16se="http://schemas.microsoft.com/office/word/2015/wordml/symex" xmlns:wpg="http://schemas.microsoft.com/office/word/2010/wordprocessingGroup" xmlns:wpi="http://schemas.microsoft.com/office/word/2010/wordprocessingInk" xmlns:wne="http://schemas.microsoft.com/office/word/2006/wordml" xmlns:wps="http://schemas.microsoft.com/office/word/2010/wordprocessingShape" mc:Ignorable="w14 w15 w16se w16cid w16 w16cex w16sdtdh w16du wp14">
   <w:body>
     <w:p>
       <w:pPr>
+        <w:jc w:val="both"/>
+        <w:rPr>
+          <w:rFonts w:ascii="Times" w:hAnsi="Times"/>
+        </w:rPr>
+      </w:pPr>
+      <w:r>
+        <w:rPr>
+          <w:rFonts w:ascii="Times" w:hAnsi="Times"/>
+        </w:rPr>
+        <w:t>Write up a short observing proposal using t</w:t>
+      </w:r>
+      <w:r>
+        <w:rPr>
+          <w:rFonts w:ascii="Times" w:hAnsi="Times"/>
+        </w:rPr>
+        <w:t xml:space="preserve">his template </w:t>
+      </w:r>
+      <w:r>
+        <w:rPr>
+          <w:rFonts w:ascii="Times" w:hAnsi="Times"/>
+        </w:rPr>
+        <w:t>describing your group's final project, what science are you trying to achieve, what telescope/instrument are you using, and how much time do you think you need and why?</w:t>
+      </w:r>
+      <w:r>
+        <w:rPr>
+          <w:rFonts w:ascii="Times" w:hAnsi="Times"/>
+        </w:rPr>
+        <w:t xml:space="preserve"> </w:t>
+      </w:r>
+      <w:r>
+        <w:rPr>
+          <w:rFonts w:ascii="Times" w:hAnsi="Times"/>
+        </w:rPr>
+        <w:t>Work with your group members inside and outside of class to come up with a plan, but you must submit a proposal as an individual. Consult your instructors, TAs, or project leads for help with starting your strategy.</w:t>
+      </w:r>
+    </w:p>
+    <w:p>
+      <w:pPr>
+        <w:rPr>
+          <w:rFonts w:ascii="Times" w:hAnsi="Times"/>
+          <w:b/>
+          <w:bCs/>
+        </w:rPr>
+      </w:pPr>
+    </w:p>
+    <w:p>
+      <w:pPr>
         <w:rPr>
           <w:rFonts w:ascii="Times" w:hAnsi="Times"/>
           <w:b/>
@@ -322,8 +369,6 @@
       <w:pPr>
         <w:rPr>
           <w:rFonts w:ascii="Times" w:hAnsi="Times"/>
-          <w:b/>
-          <w:bCs/>
         </w:rPr>
       </w:pPr>
       <w:r>
@@ -415,6 +460,20 @@
           <w:bCs/>
         </w:rPr>
         <w:t>:</w:t>
+      </w:r>
+      <w:r>
+        <w:rPr>
+          <w:rFonts w:ascii="Times" w:hAnsi="Times"/>
+          <w:b/>
+          <w:bCs/>
+        </w:rPr>
+        <w:t xml:space="preserve"> </w:t>
+      </w:r>
+      <w:r>
+        <w:rPr>
+          <w:rFonts w:ascii="Times" w:hAnsi="Times"/>
+        </w:rPr>
+        <w:t>Write out what moon brightness is acceptable for your program and why. How does the moon impact the sensitivity of your observations?</w:t>
       </w:r>
     </w:p>
     <w:p>
@@ -936,7 +995,19 @@
         <w:rPr>
           <w:rFonts w:ascii="Times" w:hAnsi="Times"/>
         </w:rPr>
-        <w:t>How much time is required for your program?</w:t>
+        <w:t>How much time is required for your program</w:t>
+      </w:r>
+      <w:r>
+        <w:rPr>
+          <w:rFonts w:ascii="Times" w:hAnsi="Times"/>
+        </w:rPr>
+        <w:t xml:space="preserve"> and what signal-to-noise is necessary for your observations</w:t>
+      </w:r>
+      <w:r>
+        <w:rPr>
+          <w:rFonts w:ascii="Times" w:hAnsi="Times"/>
+        </w:rPr>
+        <w:t>?</w:t>
       </w:r>
       <w:r>
         <w:rPr>
@@ -1016,7 +1087,19 @@
         <w:rPr>
           <w:rFonts w:ascii="Times" w:hAnsi="Times"/>
         </w:rPr>
-        <w:t>Back Up Plan?</w:t>
+        <w:t>Back Up Plan</w:t>
+      </w:r>
+      <w:r>
+        <w:rPr>
+          <w:rFonts w:ascii="Times" w:hAnsi="Times"/>
+        </w:rPr>
+        <w:t>. Describe a potential project that can be done with poor weather or archival data</w:t>
+      </w:r>
+      <w:r>
+        <w:rPr>
+          <w:rFonts w:ascii="Times" w:hAnsi="Times"/>
+        </w:rPr>
+        <w:t>.</w:t>
       </w:r>
       <w:r>
         <w:rPr>
@@ -1070,7 +1153,7 @@
 </file>
 
 <file path=word/endnotes.xml><?xml version="1.0" encoding="utf-8"?>
-<w:endnotes xmlns:wpc="http://schemas.microsoft.com/office/word/2010/wordprocessingCanvas" xmlns:cx="http://schemas.microsoft.com/office/drawing/2014/chartex" xmlns:cx1="http://schemas.microsoft.com/office/drawing/2015/9/8/chartex" xmlns:cx2="http://schemas.microsoft.com/office/drawing/2015/10/21/chartex" xmlns:cx3="http://schemas.microsoft.com/office/drawing/2016/5/9/chartex" xmlns:cx4="http://schemas.microsoft.com/office/drawing/2016/5/10/chartex" xmlns:cx5="http://schemas.microsoft.com/office/drawing/2016/5/11/chartex" xmlns:cx6="http://schemas.microsoft.com/office/drawing/2016/5/12/chartex" xmlns:cx7="http://schemas.microsoft.com/office/drawing/2016/5/13/chartex" xmlns:cx8="http://schemas.microsoft.com/office/drawing/2016/5/14/chartex" xmlns:mc="http://schemas.openxmlformats.org/markup-compatibility/2006" xmlns:aink="http://schemas.microsoft.com/office/drawing/2016/ink" xmlns:am3d="http://schemas.microsoft.com/office/drawing/2017/model3d" xmlns:o="urn:schemas-microsoft-com:office:office" xmlns:oel="http://schemas.microsoft.com/office/2019/extlst" xmlns:r="http://schemas.openxmlformats.org/officeDocument/2006/relationships" xmlns:m="http://schemas.openxmlformats.org/officeDocument/2006/math" xmlns:v="urn:schemas-microsoft-com:vml" xmlns:wp14="http://schemas.microsoft.com/office/word/2010/wordprocessingDrawing" xmlns:wp="http://schemas.openxmlformats.org/drawingml/2006/wordprocessingDrawing" xmlns:w10="urn:schemas-microsoft-com:office:word" xmlns:w="http://schemas.openxmlformats.org/wordprocessingml/2006/main" xmlns:w14="http://schemas.microsoft.com/office/word/2010/wordml" xmlns:w15="http://schemas.microsoft.com/office/word/2012/wordml" xmlns:w16cex="http://schemas.microsoft.com/office/word/2018/wordml/cex" xmlns:w16cid="http://schemas.microsoft.com/office/word/2016/wordml/cid" xmlns:w16="http://schemas.microsoft.com/office/word/2018/wordml" xmlns:w16du="http://schemas.microsoft.com/office/word/2023/wordml/word16du" xmlns:w16sdtdh="http://schemas.microsoft.com/office/word/2020/wordml/sdtdatahash" xmlns:w16se="http://schemas.microsoft.com/office/word/2015/wordml/symex" xmlns:wpg="http://schemas.microsoft.com/office/word/2010/wordprocessingGroup" xmlns:wpi="http://schemas.microsoft.com/office/word/2010/wordprocessingInk" xmlns:wne="http://schemas.microsoft.com/office/word/2006/wordml" xmlns:wps="http://schemas.microsoft.com/office/word/2010/wordprocessingShape" mc:Ignorable="w14 w15 w16se w16cid w16 w16cex w16sdtdh wp14">
+<w:endnotes xmlns:wpc="http://schemas.microsoft.com/office/word/2010/wordprocessingCanvas" xmlns:cx="http://schemas.microsoft.com/office/drawing/2014/chartex" xmlns:cx1="http://schemas.microsoft.com/office/drawing/2015/9/8/chartex" xmlns:cx2="http://schemas.microsoft.com/office/drawing/2015/10/21/chartex" xmlns:cx3="http://schemas.microsoft.com/office/drawing/2016/5/9/chartex" xmlns:cx4="http://schemas.microsoft.com/office/drawing/2016/5/10/chartex" xmlns:cx5="http://schemas.microsoft.com/office/drawing/2016/5/11/chartex" xmlns:cx6="http://schemas.microsoft.com/office/drawing/2016/5/12/chartex" xmlns:cx7="http://schemas.microsoft.com/office/drawing/2016/5/13/chartex" xmlns:cx8="http://schemas.microsoft.com/office/drawing/2016/5/14/chartex" xmlns:mc="http://schemas.openxmlformats.org/markup-compatibility/2006" xmlns:aink="http://schemas.microsoft.com/office/drawing/2016/ink" xmlns:am3d="http://schemas.microsoft.com/office/drawing/2017/model3d" xmlns:o="urn:schemas-microsoft-com:office:office" xmlns:oel="http://schemas.microsoft.com/office/2019/extlst" xmlns:r="http://schemas.openxmlformats.org/officeDocument/2006/relationships" xmlns:m="http://schemas.openxmlformats.org/officeDocument/2006/math" xmlns:v="urn:schemas-microsoft-com:vml" xmlns:wp14="http://schemas.microsoft.com/office/word/2010/wordprocessingDrawing" xmlns:wp="http://schemas.openxmlformats.org/drawingml/2006/wordprocessingDrawing" xmlns:w10="urn:schemas-microsoft-com:office:word" xmlns:w="http://schemas.openxmlformats.org/wordprocessingml/2006/main" xmlns:w14="http://schemas.microsoft.com/office/word/2010/wordml" xmlns:w15="http://schemas.microsoft.com/office/word/2012/wordml" xmlns:w16cex="http://schemas.microsoft.com/office/word/2018/wordml/cex" xmlns:w16cid="http://schemas.microsoft.com/office/word/2016/wordml/cid" xmlns:w16="http://schemas.microsoft.com/office/word/2018/wordml" xmlns:w16du="http://schemas.microsoft.com/office/word/2023/wordml/word16du" xmlns:w16sdtdh="http://schemas.microsoft.com/office/word/2020/wordml/sdtdatahash" xmlns:w16se="http://schemas.microsoft.com/office/word/2015/wordml/symex" xmlns:wpg="http://schemas.microsoft.com/office/word/2010/wordprocessingGroup" xmlns:wpi="http://schemas.microsoft.com/office/word/2010/wordprocessingInk" xmlns:wne="http://schemas.microsoft.com/office/word/2006/wordml" xmlns:wps="http://schemas.microsoft.com/office/word/2010/wordprocessingShape" mc:Ignorable="w14 w15 w16se w16cid w16 w16cex w16sdtdh w16du wp14">
   <w:endnote w:type="separator" w:id="-1">
     <w:p>
       <w:r>
@@ -1089,7 +1172,7 @@
 </file>
 
 <file path=word/footnotes.xml><?xml version="1.0" encoding="utf-8"?>
-<w:footnotes xmlns:wpc="http://schemas.microsoft.com/office/word/2010/wordprocessingCanvas" xmlns:cx="http://schemas.microsoft.com/office/drawing/2014/chartex" xmlns:cx1="http://schemas.microsoft.com/office/drawing/2015/9/8/chartex" xmlns:cx2="http://schemas.microsoft.com/office/drawing/2015/10/21/chartex" xmlns:cx3="http://schemas.microsoft.com/office/drawing/2016/5/9/chartex" xmlns:cx4="http://schemas.microsoft.com/office/drawing/2016/5/10/chartex" xmlns:cx5="http://schemas.microsoft.com/office/drawing/2016/5/11/chartex" xmlns:cx6="http://schemas.microsoft.com/office/drawing/2016/5/12/chartex" xmlns:cx7="http://schemas.microsoft.com/office/drawing/2016/5/13/chartex" xmlns:cx8="http://schemas.microsoft.com/office/drawing/2016/5/14/chartex" xmlns:mc="http://schemas.openxmlformats.org/markup-compatibility/2006" xmlns:aink="http://schemas.microsoft.com/office/drawing/2016/ink" xmlns:am3d="http://schemas.microsoft.com/office/drawing/2017/model3d" xmlns:o="urn:schemas-microsoft-com:office:office" xmlns:oel="http://schemas.microsoft.com/office/2019/extlst" xmlns:r="http://schemas.openxmlformats.org/officeDocument/2006/relationships" xmlns:m="http://schemas.openxmlformats.org/officeDocument/2006/math" xmlns:v="urn:schemas-microsoft-com:vml" xmlns:wp14="http://schemas.microsoft.com/office/word/2010/wordprocessingDrawing" xmlns:wp="http://schemas.openxmlformats.org/drawingml/2006/wordprocessingDrawing" xmlns:w10="urn:schemas-microsoft-com:office:word" xmlns:w="http://schemas.openxmlformats.org/wordprocessingml/2006/main" xmlns:w14="http://schemas.microsoft.com/office/word/2010/wordml" xmlns:w15="http://schemas.microsoft.com/office/word/2012/wordml" xmlns:w16cex="http://schemas.microsoft.com/office/word/2018/wordml/cex" xmlns:w16cid="http://schemas.microsoft.com/office/word/2016/wordml/cid" xmlns:w16="http://schemas.microsoft.com/office/word/2018/wordml" xmlns:w16du="http://schemas.microsoft.com/office/word/2023/wordml/word16du" xmlns:w16sdtdh="http://schemas.microsoft.com/office/word/2020/wordml/sdtdatahash" xmlns:w16se="http://schemas.microsoft.com/office/word/2015/wordml/symex" xmlns:wpg="http://schemas.microsoft.com/office/word/2010/wordprocessingGroup" xmlns:wpi="http://schemas.microsoft.com/office/word/2010/wordprocessingInk" xmlns:wne="http://schemas.microsoft.com/office/word/2006/wordml" xmlns:wps="http://schemas.microsoft.com/office/word/2010/wordprocessingShape" mc:Ignorable="w14 w15 w16se w16cid w16 w16cex w16sdtdh wp14">
+<w:footnotes xmlns:wpc="http://schemas.microsoft.com/office/word/2010/wordprocessingCanvas" xmlns:cx="http://schemas.microsoft.com/office/drawing/2014/chartex" xmlns:cx1="http://schemas.microsoft.com/office/drawing/2015/9/8/chartex" xmlns:cx2="http://schemas.microsoft.com/office/drawing/2015/10/21/chartex" xmlns:cx3="http://schemas.microsoft.com/office/drawing/2016/5/9/chartex" xmlns:cx4="http://schemas.microsoft.com/office/drawing/2016/5/10/chartex" xmlns:cx5="http://schemas.microsoft.com/office/drawing/2016/5/11/chartex" xmlns:cx6="http://schemas.microsoft.com/office/drawing/2016/5/12/chartex" xmlns:cx7="http://schemas.microsoft.com/office/drawing/2016/5/13/chartex" xmlns:cx8="http://schemas.microsoft.com/office/drawing/2016/5/14/chartex" xmlns:mc="http://schemas.openxmlformats.org/markup-compatibility/2006" xmlns:aink="http://schemas.microsoft.com/office/drawing/2016/ink" xmlns:am3d="http://schemas.microsoft.com/office/drawing/2017/model3d" xmlns:o="urn:schemas-microsoft-com:office:office" xmlns:oel="http://schemas.microsoft.com/office/2019/extlst" xmlns:r="http://schemas.openxmlformats.org/officeDocument/2006/relationships" xmlns:m="http://schemas.openxmlformats.org/officeDocument/2006/math" xmlns:v="urn:schemas-microsoft-com:vml" xmlns:wp14="http://schemas.microsoft.com/office/word/2010/wordprocessingDrawing" xmlns:wp="http://schemas.openxmlformats.org/drawingml/2006/wordprocessingDrawing" xmlns:w10="urn:schemas-microsoft-com:office:word" xmlns:w="http://schemas.openxmlformats.org/wordprocessingml/2006/main" xmlns:w14="http://schemas.microsoft.com/office/word/2010/wordml" xmlns:w15="http://schemas.microsoft.com/office/word/2012/wordml" xmlns:w16cex="http://schemas.microsoft.com/office/word/2018/wordml/cex" xmlns:w16cid="http://schemas.microsoft.com/office/word/2016/wordml/cid" xmlns:w16="http://schemas.microsoft.com/office/word/2018/wordml" xmlns:w16du="http://schemas.microsoft.com/office/word/2023/wordml/word16du" xmlns:w16sdtdh="http://schemas.microsoft.com/office/word/2020/wordml/sdtdatahash" xmlns:w16se="http://schemas.microsoft.com/office/word/2015/wordml/symex" xmlns:wpg="http://schemas.microsoft.com/office/word/2010/wordprocessingGroup" xmlns:wpi="http://schemas.microsoft.com/office/word/2010/wordprocessingInk" xmlns:wne="http://schemas.microsoft.com/office/word/2006/wordml" xmlns:wps="http://schemas.microsoft.com/office/word/2010/wordprocessingShape" mc:Ignorable="w14 w15 w16se w16cid w16 w16cex w16sdtdh w16du wp14">
   <w:footnote w:type="separator" w:id="-1">
     <w:p>
       <w:r>
@@ -1108,7 +1191,7 @@
 </file>
 
 <file path=word/header1.xml><?xml version="1.0" encoding="utf-8"?>
-<w:hdr xmlns:wpc="http://schemas.microsoft.com/office/word/2010/wordprocessingCanvas" xmlns:cx="http://schemas.microsoft.com/office/drawing/2014/chartex" xmlns:cx1="http://schemas.microsoft.com/office/drawing/2015/9/8/chartex" xmlns:cx2="http://schemas.microsoft.com/office/drawing/2015/10/21/chartex" xmlns:cx3="http://schemas.microsoft.com/office/drawing/2016/5/9/chartex" xmlns:cx4="http://schemas.microsoft.com/office/drawing/2016/5/10/chartex" xmlns:cx5="http://schemas.microsoft.com/office/drawing/2016/5/11/chartex" xmlns:cx6="http://schemas.microsoft.com/office/drawing/2016/5/12/chartex" xmlns:cx7="http://schemas.microsoft.com/office/drawing/2016/5/13/chartex" xmlns:cx8="http://schemas.microsoft.com/office/drawing/2016/5/14/chartex" xmlns:mc="http://schemas.openxmlformats.org/markup-compatibility/2006" xmlns:aink="http://schemas.microsoft.com/office/drawing/2016/ink" xmlns:am3d="http://schemas.microsoft.com/office/drawing/2017/model3d" xmlns:o="urn:schemas-microsoft-com:office:office" xmlns:oel="http://schemas.microsoft.com/office/2019/extlst" xmlns:r="http://schemas.openxmlformats.org/officeDocument/2006/relationships" xmlns:m="http://schemas.openxmlformats.org/officeDocument/2006/math" xmlns:v="urn:schemas-microsoft-com:vml" xmlns:wp14="http://schemas.microsoft.com/office/word/2010/wordprocessingDrawing" xmlns:wp="http://schemas.openxmlformats.org/drawingml/2006/wordprocessingDrawing" xmlns:w10="urn:schemas-microsoft-com:office:word" xmlns:w="http://schemas.openxmlformats.org/wordprocessingml/2006/main" xmlns:w14="http://schemas.microsoft.com/office/word/2010/wordml" xmlns:w15="http://schemas.microsoft.com/office/word/2012/wordml" xmlns:w16cex="http://schemas.microsoft.com/office/word/2018/wordml/cex" xmlns:w16cid="http://schemas.microsoft.com/office/word/2016/wordml/cid" xmlns:w16="http://schemas.microsoft.com/office/word/2018/wordml" xmlns:w16du="http://schemas.microsoft.com/office/word/2023/wordml/word16du" xmlns:w16sdtdh="http://schemas.microsoft.com/office/word/2020/wordml/sdtdatahash" xmlns:w16se="http://schemas.microsoft.com/office/word/2015/wordml/symex" xmlns:wpg="http://schemas.microsoft.com/office/word/2010/wordprocessingGroup" xmlns:wpi="http://schemas.microsoft.com/office/word/2010/wordprocessingInk" xmlns:wne="http://schemas.microsoft.com/office/word/2006/wordml" xmlns:wps="http://schemas.microsoft.com/office/word/2010/wordprocessingShape" mc:Ignorable="w14 w15 w16se w16cid w16 w16cex w16sdtdh wp14">
+<w:hdr xmlns:wpc="http://schemas.microsoft.com/office/word/2010/wordprocessingCanvas" xmlns:cx="http://schemas.microsoft.com/office/drawing/2014/chartex" xmlns:cx1="http://schemas.microsoft.com/office/drawing/2015/9/8/chartex" xmlns:cx2="http://schemas.microsoft.com/office/drawing/2015/10/21/chartex" xmlns:cx3="http://schemas.microsoft.com/office/drawing/2016/5/9/chartex" xmlns:cx4="http://schemas.microsoft.com/office/drawing/2016/5/10/chartex" xmlns:cx5="http://schemas.microsoft.com/office/drawing/2016/5/11/chartex" xmlns:cx6="http://schemas.microsoft.com/office/drawing/2016/5/12/chartex" xmlns:cx7="http://schemas.microsoft.com/office/drawing/2016/5/13/chartex" xmlns:cx8="http://schemas.microsoft.com/office/drawing/2016/5/14/chartex" xmlns:mc="http://schemas.openxmlformats.org/markup-compatibility/2006" xmlns:aink="http://schemas.microsoft.com/office/drawing/2016/ink" xmlns:am3d="http://schemas.microsoft.com/office/drawing/2017/model3d" xmlns:o="urn:schemas-microsoft-com:office:office" xmlns:oel="http://schemas.microsoft.com/office/2019/extlst" xmlns:r="http://schemas.openxmlformats.org/officeDocument/2006/relationships" xmlns:m="http://schemas.openxmlformats.org/officeDocument/2006/math" xmlns:v="urn:schemas-microsoft-com:vml" xmlns:wp14="http://schemas.microsoft.com/office/word/2010/wordprocessingDrawing" xmlns:wp="http://schemas.openxmlformats.org/drawingml/2006/wordprocessingDrawing" xmlns:w10="urn:schemas-microsoft-com:office:word" xmlns:w="http://schemas.openxmlformats.org/wordprocessingml/2006/main" xmlns:w14="http://schemas.microsoft.com/office/word/2010/wordml" xmlns:w15="http://schemas.microsoft.com/office/word/2012/wordml" xmlns:w16cex="http://schemas.microsoft.com/office/word/2018/wordml/cex" xmlns:w16cid="http://schemas.microsoft.com/office/word/2016/wordml/cid" xmlns:w16="http://schemas.microsoft.com/office/word/2018/wordml" xmlns:w16du="http://schemas.microsoft.com/office/word/2023/wordml/word16du" xmlns:w16sdtdh="http://schemas.microsoft.com/office/word/2020/wordml/sdtdatahash" xmlns:w16se="http://schemas.microsoft.com/office/word/2015/wordml/symex" xmlns:wpg="http://schemas.microsoft.com/office/word/2010/wordprocessingGroup" xmlns:wpi="http://schemas.microsoft.com/office/word/2010/wordprocessingInk" xmlns:wne="http://schemas.microsoft.com/office/word/2006/wordml" xmlns:wps="http://schemas.microsoft.com/office/word/2010/wordprocessingShape" mc:Ignorable="w14 w15 w16se w16cid w16 w16cex w16sdtdh w16du wp14">
   <w:p>
     <w:pPr>
       <w:pStyle w:val="Header"/>
@@ -1140,16 +1223,8 @@
       <w:rPr>
         <w:rFonts w:ascii="Times" w:hAnsi="Times"/>
       </w:rPr>
-      <w:t xml:space="preserve">Add your name to the file name (_LastNameFirstName.docx) then upload to </w:t>
+      <w:t>Add your name to the file name (_LastNameFirstName.docx) then upload to D2L</w:t>
     </w:r>
-    <w:proofErr w:type="gramStart"/>
-    <w:r>
-      <w:rPr>
-        <w:rFonts w:ascii="Times" w:hAnsi="Times"/>
-      </w:rPr>
-      <w:t>D2L</w:t>
-    </w:r>
-    <w:proofErr w:type="gramEnd"/>
   </w:p>
   <w:p>
     <w:pPr>
@@ -1160,7 +1235,7 @@
 </file>
 
 <file path=word/styles.xml><?xml version="1.0" encoding="utf-8"?>
-<w:styles xmlns:mc="http://schemas.openxmlformats.org/markup-compatibility/2006" xmlns:r="http://schemas.openxmlformats.org/officeDocument/2006/relationships" xmlns:w="http://schemas.openxmlformats.org/wordprocessingml/2006/main" xmlns:w14="http://schemas.microsoft.com/office/word/2010/wordml" xmlns:w15="http://schemas.microsoft.com/office/word/2012/wordml" xmlns:w16cex="http://schemas.microsoft.com/office/word/2018/wordml/cex" xmlns:w16cid="http://schemas.microsoft.com/office/word/2016/wordml/cid" xmlns:w16="http://schemas.microsoft.com/office/word/2018/wordml" xmlns:w16sdtdh="http://schemas.microsoft.com/office/word/2020/wordml/sdtdatahash" xmlns:w16se="http://schemas.microsoft.com/office/word/2015/wordml/symex" mc:Ignorable="w14 w15 w16se w16cid w16 w16cex w16sdtdh">
+<w:styles xmlns:mc="http://schemas.openxmlformats.org/markup-compatibility/2006" xmlns:r="http://schemas.openxmlformats.org/officeDocument/2006/relationships" xmlns:w="http://schemas.openxmlformats.org/wordprocessingml/2006/main" xmlns:w14="http://schemas.microsoft.com/office/word/2010/wordml" xmlns:w15="http://schemas.microsoft.com/office/word/2012/wordml" xmlns:w16cex="http://schemas.microsoft.com/office/word/2018/wordml/cex" xmlns:w16cid="http://schemas.microsoft.com/office/word/2016/wordml/cid" xmlns:w16="http://schemas.microsoft.com/office/word/2018/wordml" xmlns:w16du="http://schemas.microsoft.com/office/word/2023/wordml/word16du" xmlns:w16sdtdh="http://schemas.microsoft.com/office/word/2020/wordml/sdtdatahash" xmlns:w16se="http://schemas.microsoft.com/office/word/2015/wordml/symex" mc:Ignorable="w14 w15 w16se w16cid w16 w16cex w16sdtdh w16du">
   <w:docDefaults>
     <w:rPrDefault>
       <w:rPr>
@@ -1559,7 +1634,6 @@
   <w:style w:type="character" w:default="1" w:styleId="DefaultParagraphFont">
     <w:name w:val="Default Paragraph Font"/>
     <w:uiPriority w:val="1"/>
-    <w:semiHidden/>
     <w:unhideWhenUsed/>
   </w:style>
   <w:style w:type="table" w:default="1" w:styleId="TableNormal">
@@ -1640,6 +1714,29 @@
         <w:insideV w:val="single" w:sz="4" w:space="0" w:color="auto"/>
       </w:tblBorders>
     </w:tblPr>
+  </w:style>
+  <w:style w:type="character" w:styleId="Hyperlink">
+    <w:name w:val="Hyperlink"/>
+    <w:basedOn w:val="DefaultParagraphFont"/>
+    <w:uiPriority w:val="99"/>
+    <w:unhideWhenUsed/>
+    <w:rsid w:val="001B7201"/>
+    <w:rPr>
+      <w:color w:val="0563C1" w:themeColor="hyperlink"/>
+      <w:u w:val="single"/>
+    </w:rPr>
+  </w:style>
+  <w:style w:type="character" w:styleId="UnresolvedMention">
+    <w:name w:val="Unresolved Mention"/>
+    <w:basedOn w:val="DefaultParagraphFont"/>
+    <w:uiPriority w:val="99"/>
+    <w:semiHidden/>
+    <w:unhideWhenUsed/>
+    <w:rsid w:val="001B7201"/>
+    <w:rPr>
+      <w:color w:val="605E5C"/>
+      <w:shd w:val="clear" w:color="auto" w:fill="E1DFDD"/>
+    </w:rPr>
   </w:style>
 </w:styles>
 </file>
